--- a/sesion-03/Handout_Sesion_03.docx
+++ b/sesion-03/Handout_Sesion_03.docx
@@ -83,6 +83,59 @@
           <w:szCs w:val="21"/>
         </w:rPr>
         <w:t xml:space="preserve">Repositorio del curso: github.com/xuxoramos/curso-inegi-gen-ai</w:t>
+      </w:r>
+    </w:p>
+    <w:p>
+      <w:pPr>
+        <w:pStyle w:val="Heading1"/>
+        <w:spacing w:after="140" w:before="300"/>
+      </w:pPr>
+      <w:r>
+        <w:rPr>
+          <w:rFonts w:ascii="Arial" w:cs="Arial" w:eastAsia="Arial" w:hAnsi="Arial"/>
+          <w:b/>
+          <w:bCs/>
+          <w:color w:val="16262E"/>
+          <w:sz w:val="27"/>
+          <w:szCs w:val="27"/>
+        </w:rPr>
+        <w:t xml:space="preserve">Antes de empezar: el calentamiento y el mapa corregido</w:t>
+      </w:r>
+    </w:p>
+    <w:p>
+      <w:pPr>
+        <w:spacing w:after="120" w:line="285"/>
+        <w:jc w:val="both"/>
+      </w:pPr>
+      <w:r>
+        <w:rPr>
+          <w:rFonts w:ascii="Arial" w:cs="Arial" w:eastAsia="Arial" w:hAnsi="Arial"/>
+          <w:b w:val="false"/>
+          <w:bCs w:val="false"/>
+          <w:i w:val="false"/>
+          <w:iCs w:val="false"/>
+          <w:sz w:val="21"/>
+          <w:szCs w:val="21"/>
+        </w:rPr>
+        <w:t xml:space="preserve">En el INEGI, Copilot no aparece dentro de Word, Excel, Outlook ni Teams. Lo que sí tienes es Copilot Chat con tu cuenta institucional, que está dentro del contrato del Instituto y puede leer tus archivos de OneDrive. La regla amarilla del semáforo se lee así desde ahora: información interna de trabajo, solo en Copilot Chat con tu cuenta del Instituto.</w:t>
+      </w:r>
+    </w:p>
+    <w:p>
+      <w:pPr>
+        <w:spacing w:after="120" w:line="285"/>
+        <w:jc w:val="both"/>
+      </w:pPr>
+      <w:r>
+        <w:rPr>
+          <w:rFonts w:ascii="Arial" w:cs="Arial" w:eastAsia="Arial" w:hAnsi="Arial"/>
+          <w:b w:val="false"/>
+          <w:bCs w:val="false"/>
+          <w:i w:val="false"/>
+          <w:iCs w:val="false"/>
+          <w:sz w:val="21"/>
+          <w:szCs w:val="21"/>
+        </w:rPr>
+        <w:t xml:space="preserve">La sesión abre con la práctica que quedó pendiente el martes. Adjunta tu documento normativo en Copilot Chat, corre el prompt completo de la sección 2 del handout de la sesión 2, y verifica tres celdas de la tabla contra el documento original. Casi siempre aparece al menos un error, y encontrarlo es el punto: es el paso Traza del protocolo de hoy, practicado antes de ponerle nombre.</w:t>
       </w:r>
     </w:p>
     <w:p>
@@ -1751,7 +1804,7 @@
                 <w:sz w:val="20"/>
                 <w:szCs w:val="20"/>
               </w:rPr>
-              <w:t xml:space="preserve">Si le pides a Copilot que encuentre los errores, el modelo va a encontrar algunos, va a inventar otros, y va a pasar por alto casi todos los de omisión.</w:t>
+              <w:t xml:space="preserve">Si le pides a Copilot Chat, o a cualquiera de las gratuitas, que encuentre los errores, el modelo va a encontrar algunos, va a inventar otros, y va a pasar por alto casi todos los de omisión.</w:t>
             </w:r>
           </w:p>
           <w:p>
@@ -2021,6 +2074,60 @@
                 <w:szCs w:val="19"/>
               </w:rPr>
               <w:t xml:space="preserve">Con los prompts de verificación que usaste hoy. Es individual.</w:t>
+            </w:r>
+          </w:p>
+        </w:tc>
+      </w:tr>
+      <w:tr>
+        <w:tc>
+          <w:tcPr>
+            <w:tcW w:type="dxa" w:w="3000"/>
+            <w:tcMar>
+              <w:top w:type="dxa" w:w="80"/>
+              <w:left w:type="dxa" w:w="100"/>
+              <w:bottom w:type="dxa" w:w="80"/>
+              <w:right w:type="dxa" w:w="100"/>
+            </w:tcMar>
+          </w:tcPr>
+          <w:p>
+            <w:pPr>
+              <w:spacing w:after="0" w:line="275"/>
+            </w:pPr>
+            <w:r>
+              <w:rPr>
+                <w:rFonts w:ascii="Arial" w:cs="Arial" w:eastAsia="Arial" w:hAnsi="Arial"/>
+                <w:b/>
+                <w:bCs/>
+                <w:sz w:val="19"/>
+                <w:szCs w:val="19"/>
+              </w:rPr>
+              <w:t xml:space="preserve">Pendiente de la sesión 2</w:t>
+            </w:r>
+          </w:p>
+        </w:tc>
+        <w:tc>
+          <w:tcPr>
+            <w:tcW w:type="dxa" w:w="6360"/>
+            <w:tcMar>
+              <w:top w:type="dxa" w:w="80"/>
+              <w:left w:type="dxa" w:w="100"/>
+              <w:bottom w:type="dxa" w:w="80"/>
+              <w:right w:type="dxa" w:w="100"/>
+            </w:tcMar>
+          </w:tcPr>
+          <w:p>
+            <w:pPr>
+              <w:spacing w:after="0" w:line="275"/>
+            </w:pPr>
+            <w:r>
+              <w:rPr>
+                <w:rFonts w:ascii="Arial" w:cs="Arial" w:eastAsia="Arial" w:hAnsi="Arial"/>
+                <w:b w:val="false"/>
+                <w:bCs w:val="false"/>
+                <w:sz w:val="19"/>
+                <w:szCs w:val="19"/>
+              </w:rPr>
+              <w:t xml:space="preserve">Los tres prompts de tu biblioteca se entregan el viernes antes de las 9:00, cada uno con sus dos versiones. El hilo de correo y la transcripción quedan como práctica en casa. La tabla del calentamiento no se manda: queda en tu bitácora.</w:t>
             </w:r>
           </w:p>
         </w:tc>
